--- a/docs/ALFA_University_College_Final_Group_Project_v4.docx
+++ b/docs/ALFA_University_College_Final_Group_Project_v4.docx
@@ -7158,30 +7158,7 @@
         <w:ind w:left="360"/>
       </w:pPr>
       <w:r>
-        <w:rPr>
-          <w:rFonts w:ascii="Times New Roman" w:hAnsi="Times New Roman"/>
-          <w:b/>
-          <w:color w:val="8B0000"/>
-          <w:sz w:val="24"/>
-        </w:rPr>
-        <w:t xml:space="preserve">•  </w:t>
-      </w:r>
-      <w:r>
-        <w:rPr>
-          <w:rFonts w:ascii="Times New Roman" w:hAnsi="Times New Roman"/>
-          <w:b/>
-          <w:color w:val="000000"/>
-          <w:sz w:val="24"/>
-        </w:rPr>
-        <w:t xml:space="preserve">Step 4 – Take Corrective Action When Below Standard: </w:t>
-      </w:r>
-      <w:r>
-        <w:rPr>
-          <w:rFonts w:ascii="Times New Roman" w:hAnsi="Times New Roman"/>
-          <w:color w:val="000000"/>
-          <w:sz w:val="24"/>
-        </w:rPr>
-        <w:t>Whenever any metric scores below 90% achievement, managers step in immediately to rebalance queues, pause weak ad sets, or trigger our Contingency Plan.</w:t>
+        <w:t>•  Step 4 – Take Corrective Action When Below Standard: Following our traffic-light performance rule (Green ≥100%, Amber 90–99%, Red &lt;90%), whenever any metric scores below 90% achievement (Red), managers step in immediately to rebalance queues, pause weak ad sets, or trigger our Contingency Plan.</w:t>
       </w:r>
     </w:p>
     <w:p>
